--- a/evaluation/report/results/exports/s2_floodplain_constraint.docx
+++ b/evaluation/report/results/exports/s2_floodplain_constraint.docx
@@ -15,17 +15,7 @@
     </w:p>
     <w:p>
       <w:r>
-        <w:t>Generated: 2026-08-08 | Status: validated</w:t>
-      </w:r>
-    </w:p>
-    <w:p>
-      <w:r>
-        <w:t>Generated: 2026-08-08</w:t>
-      </w:r>
-    </w:p>
-    <w:p>
-      <w:r>
-        <w:t>Status: validated</w:t>
+        <w:t>Generated: 2026-08-09 | Status: validated</w:t>
       </w:r>
     </w:p>
     <w:p>
@@ -41,6 +31,9 @@
         <w:pStyle w:val="ListBullet"/>
       </w:pPr>
       <w:r>
+        <w:rPr>
+          <w:b w:val="0"/>
+        </w:rPr>
         <w:t>Address: 306 W 55th Street, Austin, TX</w:t>
       </w:r>
     </w:p>
@@ -49,6 +42,9 @@
         <w:pStyle w:val="ListBullet"/>
       </w:pPr>
       <w:r>
+        <w:rPr>
+          <w:b w:val="0"/>
+        </w:rPr>
         <w:t>Proposed land use: Multifamily residential</w:t>
       </w:r>
     </w:p>
@@ -57,6 +53,9 @@
         <w:pStyle w:val="ListBullet"/>
       </w:pPr>
       <w:r>
+        <w:rPr>
+          <w:b w:val="0"/>
+        </w:rPr>
         <w:t>Development description: Proposed 24-unit multifamily residential development with surface parking.</w:t>
       </w:r>
     </w:p>
@@ -65,6 +64,9 @@
         <w:pStyle w:val="ListBullet"/>
       </w:pPr>
       <w:r>
+        <w:rPr>
+          <w:b w:val="0"/>
+        </w:rPr>
         <w:t>Units: 24</w:t>
       </w:r>
     </w:p>
@@ -73,6 +75,9 @@
         <w:pStyle w:val="ListBullet"/>
       </w:pPr>
       <w:r>
+        <w:rPr>
+          <w:b w:val="0"/>
+        </w:rPr>
         <w:t>Site area (acres): 0.5</w:t>
       </w:r>
     </w:p>
@@ -81,6 +86,9 @@
         <w:pStyle w:val="ListBullet"/>
       </w:pPr>
       <w:r>
+        <w:rPr>
+          <w:b w:val="0"/>
+        </w:rPr>
         <w:t>Reported zoning: SF-3-NP (status: found)</w:t>
       </w:r>
     </w:p>
@@ -89,6 +97,9 @@
         <w:pStyle w:val="ListBullet"/>
       </w:pPr>
       <w:r>
+        <w:rPr>
+          <w:b w:val="0"/>
+        </w:rPr>
         <w:t>Floodplain intersection: True</w:t>
       </w:r>
     </w:p>
@@ -97,6 +108,9 @@
         <w:pStyle w:val="ListBullet"/>
       </w:pPr>
       <w:r>
+        <w:rPr>
+          <w:b w:val="0"/>
+        </w:rPr>
         <w:t>Watershed: Waller Creek</w:t>
       </w:r>
     </w:p>
@@ -110,12 +124,15 @@
     </w:p>
     <w:p>
       <w:r>
-        <w:t>**Summary of Feasibility Considerations, Constraints, Unknowns, and Recommended Next Steps**</w:t>
+        <w:t>Based on the provided data, here is a summary of major feasibility considerations, constraints, unknowns, and recommended next steps for the proposed 24-unit multifamily residential development:</w:t>
       </w:r>
     </w:p>
     <w:p>
       <w:r>
-        <w:t>**Feasibility Considerations:**</w:t>
+        <w:rPr>
+          <w:b/>
+        </w:rPr>
+        <w:t>Major Feasibility Considerations:</w:t>
       </w:r>
     </w:p>
     <w:p>
@@ -123,7 +140,10 @@
         <w:pStyle w:val="ListNumber"/>
       </w:pPr>
       <w:r>
-        <w:t>Zoning: SF-3-NP zoning is applicable for multifamily residential developments.</w:t>
+        <w:rPr>
+          <w:b w:val="0"/>
+        </w:rPr>
+        <w:t>Zoning: The proposed development is zoned as SF-3-NP, which requires compliance with site development regulations for a family residence (SF-3) district.</w:t>
       </w:r>
     </w:p>
     <w:p>
@@ -131,7 +151,10 @@
         <w:pStyle w:val="ListNumber"/>
       </w:pPr>
       <w:r>
-        <w:t>Floodplain: The proposed development intersects with the City of Austin Fully Developed 25-Year Floodplain.</w:t>
+        <w:rPr>
+          <w:b w:val="0"/>
+        </w:rPr>
+        <w:t>Floodplain: The property intersects the City of Austin Fully Developed 25-Year Floodplain, requiring an engineering flood study to govern.</w:t>
       </w:r>
     </w:p>
     <w:p>
@@ -139,7 +162,18 @@
         <w:pStyle w:val="ListNumber"/>
       </w:pPr>
       <w:r>
-        <w:t>Watershed: Waller Creek watershed is associated with the project.</w:t>
+        <w:rPr>
+          <w:b w:val="0"/>
+        </w:rPr>
+        <w:t>Watershed: The property is located in the Waller Creek watershed, which may impact water quality and stormwater management requirements.</w:t>
+      </w:r>
+    </w:p>
+    <w:p>
+      <w:r>
+        <w:rPr>
+          <w:b/>
+        </w:rPr>
+        <w:t>Constraints:</w:t>
       </w:r>
     </w:p>
     <w:p>
@@ -147,12 +181,10 @@
         <w:pStyle w:val="ListNumber"/>
       </w:pPr>
       <w:r>
-        <w:t>Transportation: Driveway and parking requirements apply to the project.</w:t>
-      </w:r>
-    </w:p>
-    <w:p>
-      <w:r>
-        <w:t>**Constraints:**</w:t>
+        <w:rPr>
+          <w:b w:val="0"/>
+        </w:rPr>
+        <w:t>Site area: The proposed development requires a minimum site area of 800 square feet per dwelling unit, which may be challenging given the small site area of 0.5 acres.</w:t>
       </w:r>
     </w:p>
     <w:p>
@@ -160,7 +192,10 @@
         <w:pStyle w:val="ListNumber"/>
       </w:pPr>
       <w:r>
-        <w:t>Zoning restrictions may limit the project's density and design.</w:t>
+        <w:rPr>
+          <w:b w:val="0"/>
+        </w:rPr>
+        <w:t>Parking: The proposal includes surface parking, which may not meet current parking standards and regulations.</w:t>
       </w:r>
     </w:p>
     <w:p>
@@ -168,7 +203,18 @@
         <w:pStyle w:val="ListNumber"/>
       </w:pPr>
       <w:r>
-        <w:t>Floodplain regulations may require additional mitigation measures.</w:t>
+        <w:rPr>
+          <w:b w:val="0"/>
+        </w:rPr>
+        <w:t>Utility capacity: The proposal does not specify whether the developer will provide their own utility connections or rely on existing infrastructure.</w:t>
+      </w:r>
+    </w:p>
+    <w:p>
+      <w:r>
+        <w:rPr>
+          <w:b/>
+        </w:rPr>
+        <w:t>Unknowns:</w:t>
       </w:r>
     </w:p>
     <w:p>
@@ -176,7 +222,10 @@
         <w:pStyle w:val="ListNumber"/>
       </w:pPr>
       <w:r>
-        <w:t>Watershed regulations may impact stormwater management and water quality.</w:t>
+        <w:rPr>
+          <w:b w:val="0"/>
+        </w:rPr>
+        <w:t>Water quality requirements: The proposal does not address water quality concerns, such as stormwater management and wastewater treatment.</w:t>
       </w:r>
     </w:p>
     <w:p>
@@ -184,12 +233,10 @@
         <w:pStyle w:val="ListNumber"/>
       </w:pPr>
       <w:r>
-        <w:t>Transportation regulations may restrict driveway and parking configurations.</w:t>
-      </w:r>
-    </w:p>
-    <w:p>
-      <w:r>
-        <w:t>**Unknowns:**</w:t>
+        <w:rPr>
+          <w:b w:val="0"/>
+        </w:rPr>
+        <w:t>Transportation access: The proposal does not specify how residents will access the development, which may impact traffic flow and safety.</w:t>
       </w:r>
     </w:p>
     <w:p>
@@ -197,7 +244,18 @@
         <w:pStyle w:val="ListNumber"/>
       </w:pPr>
       <w:r>
-        <w:t>Utility capacity and availability for water, wastewater, and stormwater services.</w:t>
+        <w:rPr>
+          <w:b w:val="0"/>
+        </w:rPr>
+        <w:t>Environmental impacts: The proposal does not provide information on potential environmental impacts, such as habitat disruption or noise pollution.</w:t>
+      </w:r>
+    </w:p>
+    <w:p>
+      <w:r>
+        <w:rPr>
+          <w:b/>
+        </w:rPr>
+        <w:t>Recommended Next Steps:</w:t>
       </w:r>
     </w:p>
     <w:p>
@@ -205,7 +263,10 @@
         <w:pStyle w:val="ListNumber"/>
       </w:pPr>
       <w:r>
-        <w:t>Compliance with building codes and accessibility standards.</w:t>
+        <w:rPr>
+          <w:b w:val="0"/>
+        </w:rPr>
+        <w:t>Conduct a site analysis to determine the feasibility of the proposed development, including assessing the site's topography, soil conditions, and environmental factors.</w:t>
       </w:r>
     </w:p>
     <w:p>
@@ -213,7 +274,10 @@
         <w:pStyle w:val="ListNumber"/>
       </w:pPr>
       <w:r>
-        <w:t>Potential environmental impacts of the project.</w:t>
+        <w:rPr>
+          <w:b w:val="0"/>
+        </w:rPr>
+        <w:t>Review and comply with relevant zoning regulations, including site development requirements for SF-3-NP districts.</w:t>
       </w:r>
     </w:p>
     <w:p>
@@ -221,12 +285,10 @@
         <w:pStyle w:val="ListNumber"/>
       </w:pPr>
       <w:r>
-        <w:t>Neighborhood traffic analysis requirements.</w:t>
-      </w:r>
-    </w:p>
-    <w:p>
-      <w:r>
-        <w:t>**Recommended Next Steps:**</w:t>
+        <w:rPr>
+          <w:b w:val="0"/>
+        </w:rPr>
+        <w:t>Engage with the City's Floodplain Management Office to determine the necessary steps to mitigate flood risks and ensure compliance with engineering flood study requirements.</w:t>
       </w:r>
     </w:p>
     <w:p>
@@ -234,7 +296,10 @@
         <w:pStyle w:val="ListNumber"/>
       </w:pPr>
       <w:r>
-        <w:t>Verify zoning information through official channels.</w:t>
+        <w:rPr>
+          <w:b w:val="0"/>
+        </w:rPr>
+        <w:t>Consult with the City's Watershed Protection Department to understand water quality concerns and develop strategies for managing stormwater runoff and wastewater treatment.</w:t>
       </w:r>
     </w:p>
     <w:p>
@@ -242,7 +307,10 @@
         <w:pStyle w:val="ListNumber"/>
       </w:pPr>
       <w:r>
-        <w:t>Conduct a detailed floodplain analysis to determine necessary mitigation measures.</w:t>
+        <w:rPr>
+          <w:b w:val="0"/>
+        </w:rPr>
+        <w:t>Conduct a transportation access analysis to determine how residents will access the development, including assessing traffic flow and safety implications.</w:t>
       </w:r>
     </w:p>
     <w:p>
@@ -250,89 +318,15 @@
         <w:pStyle w:val="ListNumber"/>
       </w:pPr>
       <w:r>
-        <w:t>Engage with the Watershed Protection Department to discuss stormwater management and water quality concerns.</w:t>
-      </w:r>
-    </w:p>
-    <w:p>
-      <w:pPr>
-        <w:pStyle w:val="ListNumber"/>
-      </w:pPr>
-      <w:r>
-        <w:t>Consult with transportation experts to ensure compliance with driveway and parking regulations.</w:t>
-      </w:r>
-    </w:p>
-    <w:p>
-      <w:pPr>
-        <w:pStyle w:val="ListNumber"/>
-      </w:pPr>
-      <w:r>
-        <w:t>Research utility capacity and availability for water, wastewater, and stormwater services.</w:t>
-      </w:r>
-    </w:p>
-    <w:p>
-      <w:pPr>
-        <w:pStyle w:val="ListNumber"/>
-      </w:pPr>
-      <w:r>
-        <w:t>Review building codes and accessibility standards to ensure compliance.</w:t>
-      </w:r>
-    </w:p>
-    <w:p>
-      <w:pPr>
-        <w:pStyle w:val="ListNumber"/>
-      </w:pPr>
-      <w:r>
-        <w:t>Conduct an environmental impact assessment to identify potential environmental impacts.</w:t>
-      </w:r>
-    </w:p>
-    <w:p>
-      <w:pPr>
-        <w:pStyle w:val="ListNumber"/>
-      </w:pPr>
-      <w:r>
-        <w:t>Perform a neighborhood traffic analysis to determine necessary mitigation measures.</w:t>
+        <w:rPr>
+          <w:b w:val="0"/>
+        </w:rPr>
+        <w:t>Develop a comprehensive environmental impact assessment to identify potential environmental impacts and mitigate them through design and mitigation measures.</w:t>
       </w:r>
     </w:p>
     <w:p>
       <w:r>
-        <w:t>**Additional Recommendations:**</w:t>
-      </w:r>
-    </w:p>
-    <w:p>
-      <w:pPr>
-        <w:pStyle w:val="ListNumber"/>
-      </w:pPr>
-      <w:r>
-        <w:t>Engage with local stakeholders, including neighbors and community groups, to discuss project concerns and gather feedback.</w:t>
-      </w:r>
-    </w:p>
-    <w:p>
-      <w:pPr>
-        <w:pStyle w:val="ListNumber"/>
-      </w:pPr>
-      <w:r>
-        <w:t>Consider hiring a professional consultant to assist with floodplain analysis, stormwater management, and transportation planning.</w:t>
-      </w:r>
-    </w:p>
-    <w:p>
-      <w:pPr>
-        <w:pStyle w:val="ListNumber"/>
-      </w:pPr>
-      <w:r>
-        <w:t>Review relevant ordinances and regulations to ensure compliance with all applicable requirements.</w:t>
-      </w:r>
-    </w:p>
-    <w:p>
-      <w:pPr>
-        <w:pStyle w:val="ListNumber"/>
-      </w:pPr>
-      <w:r>
-        <w:t>Develop a comprehensive project plan that addresses all identified feasibility considerations, constraints, unknowns, and recommended next steps.</w:t>
-      </w:r>
-    </w:p>
-    <w:p>
-      <w:r>
-        <w:t>By following these recommendations, you can better understand the feasibility of your proposed development and make informed decisions about moving forward with the project.</w:t>
+        <w:t>By addressing these feasibility considerations, constraints, unknowns, and recommended next steps, the developer can better understand the challenges and opportunities associated with the proposed development and make informed decisions about moving forward with the project.</w:t>
       </w:r>
     </w:p>
     <w:p>
@@ -348,7 +342,16 @@
         <w:pStyle w:val="ListBullet"/>
       </w:pPr>
       <w:r>
-        <w:t>**Austin Land Development Code, Title 25** — https://library.municode.com/tx/austin/codes/land_development_code</w:t>
+        <w:rPr>
+          <w:b/>
+        </w:rPr>
+        <w:t>Austin Land Development Code, Title 25</w:t>
+      </w:r>
+      <w:r>
+        <w:rPr>
+          <w:b w:val="0"/>
+        </w:rPr>
+        <w:t xml:space="preserve"> — https://library.municode.com/tx/austin/codes/land_development_code</w:t>
       </w:r>
     </w:p>
     <w:p>
@@ -361,7 +364,16 @@
         <w:pStyle w:val="ListBullet"/>
       </w:pPr>
       <w:r>
-        <w:t>**Austin Drainage Criteria Manual** — https://library.municode.com/tx/austin/codes/drainage_criteria_manual</w:t>
+        <w:rPr>
+          <w:b/>
+        </w:rPr>
+        <w:t>Austin Drainage Criteria Manual</w:t>
+      </w:r>
+      <w:r>
+        <w:rPr>
+          <w:b w:val="0"/>
+        </w:rPr>
+        <w:t xml:space="preserve"> — https://library.municode.com/tx/austin/codes/drainage_criteria_manual</w:t>
       </w:r>
     </w:p>
     <w:p>
@@ -374,7 +386,16 @@
         <w:pStyle w:val="ListBullet"/>
       </w:pPr>
       <w:r>
-        <w:t>**Austin Transportation Criteria Manual** — https://library.municode.com/tx/austin/codes/transportation_criteria_manual</w:t>
+        <w:rPr>
+          <w:b/>
+        </w:rPr>
+        <w:t>Austin Transportation Criteria Manual</w:t>
+      </w:r>
+      <w:r>
+        <w:rPr>
+          <w:b w:val="0"/>
+        </w:rPr>
+        <w:t xml:space="preserve"> — https://library.municode.com/tx/austin/codes/transportation_criteria_manual</w:t>
       </w:r>
     </w:p>
     <w:p>
@@ -387,7 +408,16 @@
         <w:pStyle w:val="ListBullet"/>
       </w:pPr>
       <w:r>
-        <w:t>**Zoning by Address** — https://data.austintexas.gov/ (search: Zoning by Address)</w:t>
+        <w:rPr>
+          <w:b/>
+        </w:rPr>
+        <w:t>Zoning by Address</w:t>
+      </w:r>
+      <w:r>
+        <w:rPr>
+          <w:b w:val="0"/>
+        </w:rPr>
+        <w:t xml:space="preserve"> — https://data.austintexas.gov/ (search: Zoning by Address)</w:t>
       </w:r>
     </w:p>
     <w:p>
@@ -400,7 +430,16 @@
         <w:pStyle w:val="ListBullet"/>
       </w:pPr>
       <w:r>
-        <w:t>**Issued Construction Permits** — https://data.austintexas.gov/Building-and-Development/Issued-Construction-Permits/3syk-w9eu</w:t>
+        <w:rPr>
+          <w:b/>
+        </w:rPr>
+        <w:t>Issued Construction Permits</w:t>
+      </w:r>
+      <w:r>
+        <w:rPr>
+          <w:b w:val="0"/>
+        </w:rPr>
+        <w:t xml:space="preserve"> — https://data.austintexas.gov/Building-and-Development/Issued-Construction-Permits/3syk-w9eu</w:t>
       </w:r>
     </w:p>
     <w:p>
@@ -413,7 +452,16 @@
         <w:pStyle w:val="ListBullet"/>
       </w:pPr>
       <w:r>
-        <w:t>**Site Plan Cases** — https://data.austintexas.gov/ (search: Site Plan Cases)</w:t>
+        <w:rPr>
+          <w:b/>
+        </w:rPr>
+        <w:t>Site Plan Cases</w:t>
+      </w:r>
+      <w:r>
+        <w:rPr>
+          <w:b w:val="0"/>
+        </w:rPr>
+        <w:t xml:space="preserve"> — https://data.austintexas.gov/ (search: Site Plan Cases)</w:t>
       </w:r>
     </w:p>
     <w:p>
@@ -426,7 +474,16 @@
         <w:pStyle w:val="ListBullet"/>
       </w:pPr>
       <w:r>
-        <w:t>**Plan Review Cases** — https://data.austintexas.gov/ (search: Plan Review Cases)</w:t>
+        <w:rPr>
+          <w:b/>
+        </w:rPr>
+        <w:t>Plan Review Cases</w:t>
+      </w:r>
+      <w:r>
+        <w:rPr>
+          <w:b w:val="0"/>
+        </w:rPr>
+        <w:t xml:space="preserve"> — https://data.austintexas.gov/ (search: Plan Review Cases)</w:t>
       </w:r>
     </w:p>
     <w:p>
@@ -439,7 +496,16 @@
         <w:pStyle w:val="ListBullet"/>
       </w:pPr>
       <w:r>
-        <w:t>**Watershed Boundaries** — https://data.austintexas.gov/ (search: Watershed Boundaries)</w:t>
+        <w:rPr>
+          <w:b/>
+        </w:rPr>
+        <w:t>Watershed Boundaries</w:t>
+      </w:r>
+      <w:r>
+        <w:rPr>
+          <w:b w:val="0"/>
+        </w:rPr>
+        <w:t xml:space="preserve"> — https://data.austintexas.gov/ (search: Watershed Boundaries)</w:t>
       </w:r>
     </w:p>
     <w:p>
@@ -452,7 +518,16 @@
         <w:pStyle w:val="ListBullet"/>
       </w:pPr>
       <w:r>
-        <w:t>**Greater Austin Fully Developed Floodplain** — https://data.austintexas.gov/ (search: Greater Austin Fully Developed Floodplain)</w:t>
+        <w:rPr>
+          <w:b/>
+        </w:rPr>
+        <w:t>Greater Austin Fully Developed Floodplain</w:t>
+      </w:r>
+      <w:r>
+        <w:rPr>
+          <w:b w:val="0"/>
+        </w:rPr>
+        <w:t xml:space="preserve"> — https://data.austintexas.gov/ (search: Greater Austin Fully Developed Floodplain)</w:t>
       </w:r>
     </w:p>
     <w:p>
@@ -478,6 +553,9 @@
         <w:pStyle w:val="ListBullet"/>
       </w:pPr>
       <w:r>
+        <w:rPr>
+          <w:b w:val="0"/>
+        </w:rPr>
         <w:t>LDC § 25-2-771 SINGLE-FAMILY RESIDENTIAL USE IN A MULTIFAMILY DISTRICT</w:t>
       </w:r>
     </w:p>
@@ -486,6 +564,9 @@
         <w:pStyle w:val="ListBullet"/>
       </w:pPr>
       <w:r>
+        <w:rPr>
+          <w:b w:val="0"/>
+        </w:rPr>
         <w:t>LDC § 25-2-780 MULTIFAMILY RESIDENTIAL USE</w:t>
       </w:r>
     </w:p>
@@ -494,6 +575,9 @@
         <w:pStyle w:val="ListBullet"/>
       </w:pPr>
       <w:r>
+        <w:rPr>
+          <w:b w:val="0"/>
+        </w:rPr>
         <w:t>LDC § 25-2-563 MULTIFAMILY RESIDENCE MODERATE-HIGH DENSITY (MF-4) AND MULTIFAMILY RESIDENCE HIGH DENSITY (MF-5) DISTRICT REGULATIONS</w:t>
       </w:r>
     </w:p>
@@ -502,6 +586,9 @@
         <w:pStyle w:val="ListBullet"/>
       </w:pPr>
       <w:r>
+        <w:rPr>
+          <w:b w:val="0"/>
+        </w:rPr>
         <w:t>LDC § 25-2-560 MULTIFAMILY RESIDENCE LIMITED DENSITY (MF-1) DISTRICT REGULATIONS</w:t>
       </w:r>
     </w:p>
@@ -510,6 +597,9 @@
         <w:pStyle w:val="ListBullet"/>
       </w:pPr>
       <w:r>
+        <w:rPr>
+          <w:b w:val="0"/>
+        </w:rPr>
         <w:t>LDC § 25-2-566 SPECIAL REQUIREMENTS FOR AFFORDABLE HOUSING IN CERTAIN SINGLE FAMILY DISTRICTS</w:t>
       </w:r>
     </w:p>
@@ -536,6 +626,9 @@
         <w:pStyle w:val="ListBullet"/>
       </w:pPr>
       <w:r>
+        <w:rPr>
+          <w:b w:val="0"/>
+        </w:rPr>
         <w:t>LDC § 25-2-771 SINGLE-FAMILY RESIDENTIAL USE IN A MULTIFAMILY DISTRICT</w:t>
       </w:r>
     </w:p>
@@ -544,6 +637,9 @@
         <w:pStyle w:val="ListBullet"/>
       </w:pPr>
       <w:r>
+        <w:rPr>
+          <w:b w:val="0"/>
+        </w:rPr>
         <w:t>LDC § 25-2-780 MULTIFAMILY RESIDENTIAL USE</w:t>
       </w:r>
     </w:p>
@@ -552,6 +648,9 @@
         <w:pStyle w:val="ListBullet"/>
       </w:pPr>
       <w:r>
+        <w:rPr>
+          <w:b w:val="0"/>
+        </w:rPr>
         <w:t>LDC § 25-2-563 MULTIFAMILY RESIDENCE MODERATE-HIGH DENSITY (MF-4) AND MULTIFAMILY RESIDENCE HIGH DENSITY (MF-5) DISTRICT REGULATIONS</w:t>
       </w:r>
     </w:p>
@@ -560,6 +659,9 @@
         <w:pStyle w:val="ListBullet"/>
       </w:pPr>
       <w:r>
+        <w:rPr>
+          <w:b w:val="0"/>
+        </w:rPr>
         <w:t>LDC § 25-2-560 MULTIFAMILY RESIDENCE LIMITED DENSITY (MF-1) DISTRICT REGULATIONS</w:t>
       </w:r>
     </w:p>
@@ -568,6 +670,9 @@
         <w:pStyle w:val="ListBullet"/>
       </w:pPr>
       <w:r>
+        <w:rPr>
+          <w:b w:val="0"/>
+        </w:rPr>
         <w:t>LDC § 25-2-566 SPECIAL REQUIREMENTS FOR AFFORDABLE HOUSING IN CERTAIN SINGLE FAMILY DISTRICTS</w:t>
       </w:r>
     </w:p>
@@ -589,6 +694,9 @@
         <w:pStyle w:val="ListBullet"/>
       </w:pPr>
       <w:r>
+        <w:rPr>
+          <w:b w:val="0"/>
+        </w:rPr>
         <w:t>DCM § 1.2.2 General</w:t>
       </w:r>
     </w:p>
@@ -597,6 +705,9 @@
         <w:pStyle w:val="ListBullet"/>
       </w:pPr>
       <w:r>
+        <w:rPr>
+          <w:b w:val="0"/>
+        </w:rPr>
         <w:t>LDC § 25-7-66 SUPPLEMENTAL REQUIREMENTS FOR DEVELOPMENT APPLICATIONS IN CERTAIN PLANNING AREAS</w:t>
       </w:r>
     </w:p>
@@ -605,7 +716,10 @@
         <w:pStyle w:val="ListBullet"/>
       </w:pPr>
       <w:r>
-        <w:t>LDC § 25-7-95 REQUIREMENTS FOR PARKING AREAS</w:t>
+        <w:rPr>
+          <w:b w:val="0"/>
+        </w:rPr>
+        <w:t>LDC § 25-8-211 WATER QUALITY CONTROL REQUIREMENT</w:t>
       </w:r>
     </w:p>
     <w:p>
@@ -613,7 +727,10 @@
         <w:pStyle w:val="ListBullet"/>
       </w:pPr>
       <w:r>
-        <w:t>DCM § 1.2.6 Floodplain Delineations</w:t>
+        <w:rPr>
+          <w:b w:val="0"/>
+        </w:rPr>
+        <w:t>LDC § 25-8-261 CRITICAL WATER QUALITY ZONE DEVELOPMENT</w:t>
       </w:r>
     </w:p>
     <w:p>
@@ -621,7 +738,10 @@
         <w:pStyle w:val="ListBullet"/>
       </w:pPr>
       <w:r>
-        <w:t>LDC § 25-7-92 ENCROACHMENT ON FLOODPLAIN PROHIBITED</w:t>
+        <w:rPr>
+          <w:b w:val="0"/>
+        </w:rPr>
+        <w:t>LDC § 25-8-281 CRITICAL ENVIRONMENTAL FEATURES</w:t>
       </w:r>
     </w:p>
     <w:p>
@@ -642,6 +762,9 @@
         <w:pStyle w:val="ListBullet"/>
       </w:pPr>
       <w:r>
+        <w:rPr>
+          <w:b w:val="0"/>
+        </w:rPr>
         <w:t>TCM § 7.6.1.1 Multi-Unit Residential Development accessing Minor Drives on Level 1 Streets</w:t>
       </w:r>
     </w:p>
@@ -650,7 +773,10 @@
         <w:pStyle w:val="ListBullet"/>
       </w:pPr>
       <w:r>
-        <w:t>LDC § APPENDIX A. TABLES OF OFF-STREET LOADING REQUIREMENTS AND FORMER OFF-STREET PARKING REQUIREMENTS [preamble]</w:t>
+        <w:rPr>
+          <w:b w:val="0"/>
+        </w:rPr>
+        <w:t>TCM § 7.6.1 PROPERTY FRONTAGE DRIVEWAY REQUIREMENTS</w:t>
       </w:r>
     </w:p>
     <w:p>
@@ -658,7 +784,10 @@
         <w:pStyle w:val="ListBullet"/>
       </w:pPr>
       <w:r>
-        <w:t>TCM § 10.3.5.2 Parking (Vehicle) Measures</w:t>
+        <w:rPr>
+          <w:b w:val="0"/>
+        </w:rPr>
+        <w:t>LDC § 25-6-292 DESIGN AND CONSTRUCTION STANDARDS</w:t>
       </w:r>
     </w:p>
     <w:p>
@@ -666,7 +795,10 @@
         <w:pStyle w:val="ListBullet"/>
       </w:pPr>
       <w:r>
-        <w:t>TCM § 9.3.2 GENERAL DESIGN CRITERIA</w:t>
+        <w:rPr>
+          <w:b w:val="0"/>
+        </w:rPr>
+        <w:t>TCM § 7.6.2 DRIVEWAY PLACEMENT</w:t>
       </w:r>
     </w:p>
     <w:p>
@@ -674,7 +806,10 @@
         <w:pStyle w:val="ListBullet"/>
       </w:pPr>
       <w:r>
-        <w:t>LDC § 25-6-114 NEIGHBORHOOD TRAFFIC ANALYSIS REQUIRED</w:t>
+        <w:rPr>
+          <w:b w:val="0"/>
+        </w:rPr>
+        <w:t>TCM § 7.6.0 ACCESS MANAGEMENT</w:t>
       </w:r>
     </w:p>
     <w:p>
@@ -705,6 +840,9 @@
         <w:pStyle w:val="ListBullet"/>
       </w:pPr>
       <w:r>
+        <w:rPr>
+          <w:b w:val="0"/>
+        </w:rPr>
         <w:t>LDC § 25-9-33 SERVICE EXTENSION APPLICATION</w:t>
       </w:r>
     </w:p>
@@ -713,6 +851,9 @@
         <w:pStyle w:val="ListBullet"/>
       </w:pPr>
       <w:r>
+        <w:rPr>
+          <w:b w:val="0"/>
+        </w:rPr>
         <w:t>LDC § 25-9-91 TAP PERMIT REQUIRED</w:t>
       </w:r>
     </w:p>
@@ -721,6 +862,9 @@
         <w:pStyle w:val="ListBullet"/>
       </w:pPr>
       <w:r>
+        <w:rPr>
+          <w:b w:val="0"/>
+        </w:rPr>
         <w:t>LDC § 25-9-412 RECLAIMED WATER CONNECTION REQUIREMENTS</w:t>
       </w:r>
     </w:p>
@@ -729,6 +873,9 @@
         <w:pStyle w:val="ListBullet"/>
       </w:pPr>
       <w:r>
+        <w:rPr>
+          <w:b w:val="0"/>
+        </w:rPr>
         <w:t>LDC § 25-9-93 APPLICATION FOR TAP PERMIT; FEES; CAPACITY</w:t>
       </w:r>
     </w:p>
@@ -737,6 +884,9 @@
         <w:pStyle w:val="ListBullet"/>
       </w:pPr>
       <w:r>
+        <w:rPr>
+          <w:b w:val="0"/>
+        </w:rPr>
         <w:t>LDC § 25-9-383 AVAILABILITY OF RECLAIMED WATER SERVICE</w:t>
       </w:r>
     </w:p>
@@ -755,7 +905,7 @@
     </w:p>
     <w:p>
       <w:r>
-        <w:t>Summary: {'permit_count': 20, 'site_plan_count': 4, 'plan_review_count': 20}</w:t>
+        <w:t>Summary: Permit count: 20, Site plan count: 4, Plan review count: 20</w:t>
       </w:r>
     </w:p>
     <w:p>
@@ -771,6 +921,9 @@
         <w:pStyle w:val="ListBullet"/>
       </w:pPr>
       <w:r>
+        <w:rPr>
+          <w:b w:val="0"/>
+        </w:rPr>
         <w:t>[potential constraint] drainage_flood: Site intersects the fully developed floodplain model used for preliminary screening.</w:t>
       </w:r>
     </w:p>
@@ -787,6 +940,9 @@
         <w:pStyle w:val="ListBullet"/>
       </w:pPr>
       <w:r>
+        <w:rPr>
+          <w:b w:val="0"/>
+        </w:rPr>
         <w:t>Verification required (zoning): Preliminary reported zoning was retrieved from Open Data and requires official verification.</w:t>
       </w:r>
     </w:p>
@@ -795,6 +951,9 @@
         <w:pStyle w:val="ListBullet"/>
       </w:pPr>
       <w:r>
+        <w:rPr>
+          <w:b w:val="0"/>
+        </w:rPr>
         <w:t>Verification required (historical_context): Nearby permits and cases are historical context only and must not be treated as approval precedent.</w:t>
       </w:r>
     </w:p>
@@ -811,6 +970,9 @@
         <w:pStyle w:val="ListNumber"/>
       </w:pPr>
       <w:r>
+        <w:rPr>
+          <w:b w:val="0"/>
+        </w:rPr>
         <w:t>LDC — § 25-2-771 SINGLE-FAMILY RESIDENTIAL USE IN A MULTIFAMILY DISTRICT (Chapter 25-2) | https://library.municode.com/tx/austin/codes/land_development_code</w:t>
       </w:r>
     </w:p>
@@ -819,6 +981,9 @@
         <w:pStyle w:val="ListNumber"/>
       </w:pPr>
       <w:r>
+        <w:rPr>
+          <w:b w:val="0"/>
+        </w:rPr>
         <w:t>LDC — § 25-2-780 MULTIFAMILY RESIDENTIAL USE (Chapter 25-2) | https://library.municode.com/tx/austin/codes/land_development_code</w:t>
       </w:r>
     </w:p>
@@ -827,6 +992,9 @@
         <w:pStyle w:val="ListNumber"/>
       </w:pPr>
       <w:r>
+        <w:rPr>
+          <w:b w:val="0"/>
+        </w:rPr>
         <w:t>LDC — § 25-2-563 MULTIFAMILY RESIDENCE MODERATE-HIGH DENSITY (MF-4) AND MULTIFAMILY RESIDENCE HIGH DENSITY (MF-5) DISTRICT REGULATIONS (Chapter 25-2) | https://library.municode.com/tx/austin/codes/land_development_code</w:t>
       </w:r>
     </w:p>
@@ -835,6 +1003,9 @@
         <w:pStyle w:val="ListNumber"/>
       </w:pPr>
       <w:r>
+        <w:rPr>
+          <w:b w:val="0"/>
+        </w:rPr>
         <w:t>LDC — § 25-2-560 MULTIFAMILY RESIDENCE LIMITED DENSITY (MF-1) DISTRICT REGULATIONS (Chapter 25-2) | https://library.municode.com/tx/austin/codes/land_development_code</w:t>
       </w:r>
     </w:p>
@@ -843,6 +1014,9 @@
         <w:pStyle w:val="ListNumber"/>
       </w:pPr>
       <w:r>
+        <w:rPr>
+          <w:b w:val="0"/>
+        </w:rPr>
         <w:t>LDC — § 25-2-566 SPECIAL REQUIREMENTS FOR AFFORDABLE HOUSING IN CERTAIN SINGLE FAMILY DISTRICTS (Chapter 25-2) | https://library.municode.com/tx/austin/codes/land_development_code</w:t>
       </w:r>
     </w:p>
@@ -851,6 +1025,9 @@
         <w:pStyle w:val="ListNumber"/>
       </w:pPr>
       <w:r>
+        <w:rPr>
+          <w:b w:val="0"/>
+        </w:rPr>
         <w:t>DCM — § 1.2.2 General (Section 1) | https://library.municode.com/tx/austin/codes/drainage_criteria_manual</w:t>
       </w:r>
     </w:p>
@@ -859,6 +1036,9 @@
         <w:pStyle w:val="ListNumber"/>
       </w:pPr>
       <w:r>
+        <w:rPr>
+          <w:b w:val="0"/>
+        </w:rPr>
         <w:t>LDC — § 25-7-66 SUPPLEMENTAL REQUIREMENTS FOR DEVELOPMENT APPLICATIONS IN CERTAIN PLANNING AREAS (Chapter 25-7) | https://library.municode.com/tx/austin/codes/land_development_code</w:t>
       </w:r>
     </w:p>
@@ -867,7 +1047,10 @@
         <w:pStyle w:val="ListNumber"/>
       </w:pPr>
       <w:r>
-        <w:t>LDC — § 25-7-95 REQUIREMENTS FOR PARKING AREAS (Chapter 25-7) | https://library.municode.com/tx/austin/codes/land_development_code</w:t>
+        <w:rPr>
+          <w:b w:val="0"/>
+        </w:rPr>
+        <w:t>LDC — § 25-8-211 WATER QUALITY CONTROL REQUIREMENT (Chapter 25-8) | https://library.municode.com/tx/austin/codes/land_development_code</w:t>
       </w:r>
     </w:p>
     <w:p>
@@ -875,7 +1058,10 @@
         <w:pStyle w:val="ListNumber"/>
       </w:pPr>
       <w:r>
-        <w:t>DCM — § 1.2.6 Floodplain Delineations (Section 1) | https://library.municode.com/tx/austin/codes/drainage_criteria_manual</w:t>
+        <w:rPr>
+          <w:b w:val="0"/>
+        </w:rPr>
+        <w:t>LDC — § 25-8-261 CRITICAL WATER QUALITY ZONE DEVELOPMENT (Chapter 25-8) | https://library.municode.com/tx/austin/codes/land_development_code</w:t>
       </w:r>
     </w:p>
     <w:p>
@@ -883,7 +1069,10 @@
         <w:pStyle w:val="ListNumber"/>
       </w:pPr>
       <w:r>
-        <w:t>LDC — § 25-7-92 ENCROACHMENT ON FLOODPLAIN PROHIBITED (Chapter 25-7) | https://library.municode.com/tx/austin/codes/land_development_code</w:t>
+        <w:rPr>
+          <w:b w:val="0"/>
+        </w:rPr>
+        <w:t>LDC — § 25-8-281 CRITICAL ENVIRONMENTAL FEATURES (Chapter 25-8) | https://library.municode.com/tx/austin/codes/land_development_code</w:t>
       </w:r>
     </w:p>
     <w:p>
@@ -891,6 +1080,9 @@
         <w:pStyle w:val="ListNumber"/>
       </w:pPr>
       <w:r>
+        <w:rPr>
+          <w:b w:val="0"/>
+        </w:rPr>
         <w:t>TCM — § 7.6.1.1 Multi-Unit Residential Development accessing Minor Drives on Level 1 Streets (Section 7) | https://library.municode.com/tx/austin/codes/transportation_criteria_manual</w:t>
       </w:r>
     </w:p>
@@ -899,7 +1091,10 @@
         <w:pStyle w:val="ListNumber"/>
       </w:pPr>
       <w:r>
-        <w:t>LDC — § APPENDIX A. TABLES OF OFF-STREET LOADING REQUIREMENTS AND FORMER OFF-STREET PARKING REQUIREMENTS [preamble] | https://library.municode.com/tx/austin/codes/land_development_code</w:t>
+        <w:rPr>
+          <w:b w:val="0"/>
+        </w:rPr>
+        <w:t>TCM — § 7.6.1 PROPERTY FRONTAGE DRIVEWAY REQUIREMENTS (Section 7) | https://library.municode.com/tx/austin/codes/transportation_criteria_manual</w:t>
       </w:r>
     </w:p>
     <w:p>
@@ -907,7 +1102,10 @@
         <w:pStyle w:val="ListNumber"/>
       </w:pPr>
       <w:r>
-        <w:t>TCM — § 10.3.5.2 Parking (Vehicle) Measures (Section 10) | https://library.municode.com/tx/austin/codes/transportation_criteria_manual</w:t>
+        <w:rPr>
+          <w:b w:val="0"/>
+        </w:rPr>
+        <w:t>LDC — § 25-6-292 DESIGN AND CONSTRUCTION STANDARDS (Chapter 25-6) | https://library.municode.com/tx/austin/codes/land_development_code</w:t>
       </w:r>
     </w:p>
     <w:p>
@@ -915,7 +1113,10 @@
         <w:pStyle w:val="ListNumber"/>
       </w:pPr>
       <w:r>
-        <w:t>TCM — § 9.3.2 GENERAL DESIGN CRITERIA (Section 9) | https://library.municode.com/tx/austin/codes/transportation_criteria_manual</w:t>
+        <w:rPr>
+          <w:b w:val="0"/>
+        </w:rPr>
+        <w:t>TCM — § 7.6.2 DRIVEWAY PLACEMENT (Section 7) | https://library.municode.com/tx/austin/codes/transportation_criteria_manual</w:t>
       </w:r>
     </w:p>
     <w:p>
@@ -923,7 +1124,10 @@
         <w:pStyle w:val="ListNumber"/>
       </w:pPr>
       <w:r>
-        <w:t>LDC — § 25-6-114 NEIGHBORHOOD TRAFFIC ANALYSIS REQUIRED (Chapter 25-6) | https://library.municode.com/tx/austin/codes/land_development_code</w:t>
+        <w:rPr>
+          <w:b w:val="0"/>
+        </w:rPr>
+        <w:t>TCM — § 7.6.0 ACCESS MANAGEMENT (Section 7) | https://library.municode.com/tx/austin/codes/transportation_criteria_manual</w:t>
       </w:r>
     </w:p>
     <w:p>
@@ -931,6 +1135,9 @@
         <w:pStyle w:val="ListNumber"/>
       </w:pPr>
       <w:r>
+        <w:rPr>
+          <w:b w:val="0"/>
+        </w:rPr>
         <w:t>LDC — § 25-9-33 SERVICE EXTENSION APPLICATION (Chapter 25-9) | https://library.municode.com/tx/austin/codes/land_development_code</w:t>
       </w:r>
     </w:p>
@@ -939,6 +1146,9 @@
         <w:pStyle w:val="ListNumber"/>
       </w:pPr>
       <w:r>
+        <w:rPr>
+          <w:b w:val="0"/>
+        </w:rPr>
         <w:t>LDC — § 25-9-91 TAP PERMIT REQUIRED (Chapter 25-9) | https://library.municode.com/tx/austin/codes/land_development_code</w:t>
       </w:r>
     </w:p>
@@ -947,6 +1157,9 @@
         <w:pStyle w:val="ListNumber"/>
       </w:pPr>
       <w:r>
+        <w:rPr>
+          <w:b w:val="0"/>
+        </w:rPr>
         <w:t>LDC — § 25-9-412 RECLAIMED WATER CONNECTION REQUIREMENTS (Chapter 25-9) | https://library.municode.com/tx/austin/codes/land_development_code</w:t>
       </w:r>
     </w:p>
@@ -955,6 +1168,9 @@
         <w:pStyle w:val="ListNumber"/>
       </w:pPr>
       <w:r>
+        <w:rPr>
+          <w:b w:val="0"/>
+        </w:rPr>
         <w:t>LDC — § 25-9-93 APPLICATION FOR TAP PERMIT; FEES; CAPACITY (Chapter 25-9) | https://library.municode.com/tx/austin/codes/land_development_code</w:t>
       </w:r>
     </w:p>
@@ -963,6 +1179,9 @@
         <w:pStyle w:val="ListNumber"/>
       </w:pPr>
       <w:r>
+        <w:rPr>
+          <w:b w:val="0"/>
+        </w:rPr>
         <w:t>LDC — § 25-9-383 AVAILABILITY OF RECLAIMED WATER SERVICE (Chapter 25-9) | https://library.municode.com/tx/austin/codes/land_development_code</w:t>
       </w:r>
     </w:p>

--- a/evaluation/report/results/exports/s2_floodplain_constraint.docx
+++ b/evaluation/report/results/exports/s2_floodplain_constraint.docx
@@ -83,39 +83,6 @@
     </w:p>
     <w:p>
       <w:pPr>
-        <w:pStyle w:val="ListBullet"/>
-      </w:pPr>
-      <w:r>
-        <w:rPr>
-          <w:b w:val="0"/>
-        </w:rPr>
-        <w:t>Reported zoning: SF-3-NP (status: found)</w:t>
-      </w:r>
-    </w:p>
-    <w:p>
-      <w:pPr>
-        <w:pStyle w:val="ListBullet"/>
-      </w:pPr>
-      <w:r>
-        <w:rPr>
-          <w:b w:val="0"/>
-        </w:rPr>
-        <w:t>Floodplain intersection: True</w:t>
-      </w:r>
-    </w:p>
-    <w:p>
-      <w:pPr>
-        <w:pStyle w:val="ListBullet"/>
-      </w:pPr>
-      <w:r>
-        <w:rPr>
-          <w:b w:val="0"/>
-        </w:rPr>
-        <w:t>Watershed: Waller Creek</w:t>
-      </w:r>
-    </w:p>
-    <w:p>
-      <w:pPr>
         <w:pStyle w:val="Heading2"/>
       </w:pPr>
       <w:r>
@@ -124,209 +91,109 @@
     </w:p>
     <w:p>
       <w:r>
-        <w:t>Based on the provided data, here is a summary of major feasibility considerations, constraints, unknowns, and recommended next steps for the proposed 24-unit multifamily residential development:</w:t>
+        <w:t>This is a JSON response from an API, specifically a permit search API. It contains information about nearby permits and cases in Austin, Texas.</w:t>
       </w:r>
     </w:p>
     <w:p>
       <w:r>
-        <w:rPr>
-          <w:b/>
-        </w:rPr>
-        <w:t>Major Feasibility Considerations:</w:t>
-      </w:r>
-    </w:p>
-    <w:p>
-      <w:pPr>
-        <w:pStyle w:val="ListNumber"/>
-      </w:pPr>
-      <w:r>
-        <w:rPr>
-          <w:b w:val="0"/>
-        </w:rPr>
-        <w:t>Zoning: The proposed development is zoned as SF-3-NP, which requires compliance with site development regulations for a family residence (SF-3) district.</w:t>
-      </w:r>
-    </w:p>
-    <w:p>
-      <w:pPr>
-        <w:pStyle w:val="ListNumber"/>
-      </w:pPr>
-      <w:r>
-        <w:rPr>
-          <w:b w:val="0"/>
-        </w:rPr>
-        <w:t>Floodplain: The property intersects the City of Austin Fully Developed 25-Year Floodplain, requiring an engineering flood study to govern.</w:t>
-      </w:r>
-    </w:p>
-    <w:p>
-      <w:pPr>
-        <w:pStyle w:val="ListNumber"/>
-      </w:pPr>
-      <w:r>
-        <w:rPr>
-          <w:b w:val="0"/>
-        </w:rPr>
-        <w:t>Watershed: The property is located in the Waller Creek watershed, which may impact water quality and stormwater management requirements.</w:t>
+        <w:t>Here's a breakdown of the structure:</w:t>
       </w:r>
     </w:p>
     <w:p>
       <w:r>
-        <w:rPr>
-          <w:b/>
-        </w:rPr>
-        <w:t>Constraints:</w:t>
-      </w:r>
-    </w:p>
-    <w:p>
-      <w:pPr>
-        <w:pStyle w:val="ListNumber"/>
-      </w:pPr>
-      <w:r>
-        <w:rPr>
-          <w:b w:val="0"/>
-        </w:rPr>
-        <w:t>Site area: The proposed development requires a minimum site area of 800 square feet per dwelling unit, which may be challenging given the small site area of 0.5 acres.</w:t>
-      </w:r>
-    </w:p>
-    <w:p>
-      <w:pPr>
-        <w:pStyle w:val="ListNumber"/>
-      </w:pPr>
-      <w:r>
-        <w:rPr>
-          <w:b w:val="0"/>
-        </w:rPr>
-        <w:t>Parking: The proposal includes surface parking, which may not meet current parking standards and regulations.</w:t>
-      </w:r>
-    </w:p>
-    <w:p>
-      <w:pPr>
-        <w:pStyle w:val="ListNumber"/>
-      </w:pPr>
-      <w:r>
-        <w:rPr>
-          <w:b w:val="0"/>
-        </w:rPr>
-        <w:t>Utility capacity: The proposal does not specify whether the developer will provide their own utility connections or rely on existing infrastructure.</w:t>
+        <w:t>* The top-level object has three properties:</w:t>
       </w:r>
     </w:p>
     <w:p>
       <w:r>
-        <w:rPr>
-          <w:b/>
-        </w:rPr>
-        <w:t>Unknowns:</w:t>
-      </w:r>
-    </w:p>
-    <w:p>
-      <w:pPr>
-        <w:pStyle w:val="ListNumber"/>
-      </w:pPr>
-      <w:r>
-        <w:rPr>
-          <w:b w:val="0"/>
-        </w:rPr>
-        <w:t>Water quality requirements: The proposal does not address water quality concerns, such as stormwater management and wastewater treatment.</w:t>
-      </w:r>
-    </w:p>
-    <w:p>
-      <w:pPr>
-        <w:pStyle w:val="ListNumber"/>
-      </w:pPr>
-      <w:r>
-        <w:rPr>
-          <w:b w:val="0"/>
-        </w:rPr>
-        <w:t>Transportation access: The proposal does not specify how residents will access the development, which may impact traffic flow and safety.</w:t>
-      </w:r>
-    </w:p>
-    <w:p>
-      <w:pPr>
-        <w:pStyle w:val="ListNumber"/>
-      </w:pPr>
-      <w:r>
-        <w:rPr>
-          <w:b w:val="0"/>
-        </w:rPr>
-        <w:t>Environmental impacts: The proposal does not provide information on potential environmental impacts, such as habitat disruption or noise pollution.</w:t>
+        <w:tab/>
+        <w:t>+ `permit`: This property contains an array of permit records.</w:t>
       </w:r>
     </w:p>
     <w:p>
       <w:r>
-        <w:rPr>
-          <w:b/>
-        </w:rPr>
-        <w:t>Recommended Next Steps:</w:t>
-      </w:r>
-    </w:p>
-    <w:p>
-      <w:pPr>
-        <w:pStyle w:val="ListNumber"/>
-      </w:pPr>
-      <w:r>
-        <w:rPr>
-          <w:b w:val="0"/>
-        </w:rPr>
-        <w:t>Conduct a site analysis to determine the feasibility of the proposed development, including assessing the site's topography, soil conditions, and environmental factors.</w:t>
-      </w:r>
-    </w:p>
-    <w:p>
-      <w:pPr>
-        <w:pStyle w:val="ListNumber"/>
-      </w:pPr>
-      <w:r>
-        <w:rPr>
-          <w:b w:val="0"/>
-        </w:rPr>
-        <w:t>Review and comply with relevant zoning regulations, including site development requirements for SF-3-NP districts.</w:t>
-      </w:r>
-    </w:p>
-    <w:p>
-      <w:pPr>
-        <w:pStyle w:val="ListNumber"/>
-      </w:pPr>
-      <w:r>
-        <w:rPr>
-          <w:b w:val="0"/>
-        </w:rPr>
-        <w:t>Engage with the City's Floodplain Management Office to determine the necessary steps to mitigate flood risks and ensure compliance with engineering flood study requirements.</w:t>
-      </w:r>
-    </w:p>
-    <w:p>
-      <w:pPr>
-        <w:pStyle w:val="ListNumber"/>
-      </w:pPr>
-      <w:r>
-        <w:rPr>
-          <w:b w:val="0"/>
-        </w:rPr>
-        <w:t>Consult with the City's Watershed Protection Department to understand water quality concerns and develop strategies for managing stormwater runoff and wastewater treatment.</w:t>
-      </w:r>
-    </w:p>
-    <w:p>
-      <w:pPr>
-        <w:pStyle w:val="ListNumber"/>
-      </w:pPr>
-      <w:r>
-        <w:rPr>
-          <w:b w:val="0"/>
-        </w:rPr>
-        <w:t>Conduct a transportation access analysis to determine how residents will access the development, including assessing traffic flow and safety implications.</w:t>
-      </w:r>
-    </w:p>
-    <w:p>
-      <w:pPr>
-        <w:pStyle w:val="ListNumber"/>
-      </w:pPr>
-      <w:r>
-        <w:rPr>
-          <w:b w:val="0"/>
-        </w:rPr>
-        <w:t>Develop a comprehensive environmental impact assessment to identify potential environmental impacts and mitigate them through design and mitigation measures.</w:t>
+        <w:tab/>
+        <w:t>+ `note`: This property contains a note about the data, which is that nearby records are historical context only and not evidence that any future application will be approved.</w:t>
       </w:r>
     </w:p>
     <w:p>
       <w:r>
-        <w:t>By addressing these feasibility considerations, constraints, unknowns, and recommended next steps, the developer can better understand the challenges and opportunities associated with the proposed development and make informed decisions about moving forward with the project.</w:t>
+        <w:tab/>
+        <w:t>+ `summary`: This property contains a summary of the data, including the number of permits, site plans, and plan reviews.</w:t>
+      </w:r>
+    </w:p>
+    <w:p>
+      <w:r>
+        <w:t>* The `permit` property is an array of objects, each representing a permit record. Each object has several properties:</w:t>
+      </w:r>
+    </w:p>
+    <w:p>
+      <w:r>
+        <w:tab/>
+        <w:t>+ `distance`: The distance from the proposed development to the permit location.</w:t>
+      </w:r>
+    </w:p>
+    <w:p>
+      <w:r>
+        <w:tab/>
+        <w:t>+ `address`: The address of the permit location.</w:t>
+      </w:r>
+    </w:p>
+    <w:p>
+      <w:r>
+        <w:tab/>
+        <w:t>+ `case_number`: The case number associated with the permit.</w:t>
+      </w:r>
+    </w:p>
+    <w:p>
+      <w:r>
+        <w:tab/>
+        <w:t>+ `permit_number`: The permit number associated with the permit.</w:t>
+      </w:r>
+    </w:p>
+    <w:p>
+      <w:r>
+        <w:tab/>
+        <w:t>+ `work_type`: The type of work performed under the permit (e.g. "New Construction", "Remodeling", etc.).</w:t>
+      </w:r>
+    </w:p>
+    <w:p>
+      <w:r>
+        <w:tab/>
+        <w:t>+ `status`: The status of the permit (e.g. "Approved", "Denied", etc.).</w:t>
+      </w:r>
+    </w:p>
+    <w:p>
+      <w:r>
+        <w:t>* The `note` property contains a note about the data, which is that nearby records are historical context only and not evidence that any future application will be approved.</w:t>
+      </w:r>
+    </w:p>
+    <w:p>
+      <w:r>
+        <w:t>* The `summary` property contains a summary of the data, including:</w:t>
+      </w:r>
+    </w:p>
+    <w:p>
+      <w:r>
+        <w:tab/>
+        <w:t>+ `permit_count`: The total number of permits in the search results.</w:t>
+      </w:r>
+    </w:p>
+    <w:p>
+      <w:r>
+        <w:tab/>
+        <w:t>+ `site_plan_count`: The total number of site plans in the search results.</w:t>
+      </w:r>
+    </w:p>
+    <w:p>
+      <w:r>
+        <w:tab/>
+        <w:t>+ `plan_review_count`: The total number of plan reviews in the search results.</w:t>
+      </w:r>
+    </w:p>
+    <w:p>
+      <w:r>
+        <w:t>Overall, this API provides a way to search for nearby permits and cases in Austin, Texas, and provides summary information about the data.</w:t>
       </w:r>
     </w:p>
     <w:p>
@@ -544,8 +411,35 @@
       </w:r>
     </w:p>
     <w:p>
+      <w:pPr>
+        <w:pStyle w:val="ListBullet"/>
+      </w:pPr>
       <w:r>
-        <w:t>Retrieved regulatory references:</w:t>
+        <w:rPr>
+          <w:b w:val="0"/>
+        </w:rPr>
+        <w:t>Preliminary reported zoning: SF-3-NP (status: found)</w:t>
+      </w:r>
+    </w:p>
+    <w:p>
+      <w:pPr>
+        <w:pStyle w:val="ListBullet"/>
+      </w:pPr>
+      <w:r>
+        <w:rPr>
+          <w:b w:val="0"/>
+        </w:rPr>
+        <w:t>Preliminary Open Data zoning only; not an official determination.</w:t>
+      </w:r>
+    </w:p>
+    <w:p>
+      <w:r>
+        <w:t>Zoning context is preliminary. Designations are stated only when the lookup returns an exact single match.</w:t>
+      </w:r>
+    </w:p>
+    <w:p>
+      <w:r>
+        <w:t>Regulatory references for this section:</w:t>
       </w:r>
     </w:p>
     <w:p>
@@ -613,67 +507,7 @@
     </w:p>
     <w:p>
       <w:r>
-        <w:t>Site-plan applicability depends on proposed use, zoning, and project characteristics; confirm with Development Services.</w:t>
-      </w:r>
-    </w:p>
-    <w:p>
-      <w:r>
-        <w:t>Retrieved regulatory references:</w:t>
-      </w:r>
-    </w:p>
-    <w:p>
-      <w:pPr>
-        <w:pStyle w:val="ListBullet"/>
-      </w:pPr>
-      <w:r>
-        <w:rPr>
-          <w:b w:val="0"/>
-        </w:rPr>
-        <w:t>LDC § 25-2-771 SINGLE-FAMILY RESIDENTIAL USE IN A MULTIFAMILY DISTRICT</w:t>
-      </w:r>
-    </w:p>
-    <w:p>
-      <w:pPr>
-        <w:pStyle w:val="ListBullet"/>
-      </w:pPr>
-      <w:r>
-        <w:rPr>
-          <w:b w:val="0"/>
-        </w:rPr>
-        <w:t>LDC § 25-2-780 MULTIFAMILY RESIDENTIAL USE</w:t>
-      </w:r>
-    </w:p>
-    <w:p>
-      <w:pPr>
-        <w:pStyle w:val="ListBullet"/>
-      </w:pPr>
-      <w:r>
-        <w:rPr>
-          <w:b w:val="0"/>
-        </w:rPr>
-        <w:t>LDC § 25-2-563 MULTIFAMILY RESIDENCE MODERATE-HIGH DENSITY (MF-4) AND MULTIFAMILY RESIDENCE HIGH DENSITY (MF-5) DISTRICT REGULATIONS</w:t>
-      </w:r>
-    </w:p>
-    <w:p>
-      <w:pPr>
-        <w:pStyle w:val="ListBullet"/>
-      </w:pPr>
-      <w:r>
-        <w:rPr>
-          <w:b w:val="0"/>
-        </w:rPr>
-        <w:t>LDC § 25-2-560 MULTIFAMILY RESIDENCE LIMITED DENSITY (MF-1) DISTRICT REGULATIONS</w:t>
-      </w:r>
-    </w:p>
-    <w:p>
-      <w:pPr>
-        <w:pStyle w:val="ListBullet"/>
-      </w:pPr>
-      <w:r>
-        <w:rPr>
-          <w:b w:val="0"/>
-        </w:rPr>
-        <w:t>LDC § 25-2-566 SPECIAL REQUIREMENTS FOR AFFORDABLE HOUSING IN CERTAIN SINGLE FAMILY DISTRICTS</w:t>
+        <w:t>Site-plan applicability depends on proposed use, zoning, and project characteristics; confirm with Development Services. Citations below are limited to site-plan provisions (LDC Chapter 25-5) when available.</w:t>
       </w:r>
     </w:p>
     <w:p>
@@ -685,8 +519,30 @@
       </w:r>
     </w:p>
     <w:p>
+      <w:pPr>
+        <w:pStyle w:val="ListBullet"/>
+      </w:pPr>
       <w:r>
-        <w:t>Retrieved regulatory references:</w:t>
+        <w:rPr>
+          <w:b w:val="0"/>
+        </w:rPr>
+        <w:t>Floodplain intersection: True</w:t>
+      </w:r>
+    </w:p>
+    <w:p>
+      <w:pPr>
+        <w:pStyle w:val="ListBullet"/>
+      </w:pPr>
+      <w:r>
+        <w:rPr>
+          <w:b w:val="0"/>
+        </w:rPr>
+        <w:t>Watershed: Waller Creek</w:t>
+      </w:r>
+    </w:p>
+    <w:p>
+      <w:r>
+        <w:t>Regulatory references for this section:</w:t>
       </w:r>
     </w:p>
     <w:p>
@@ -719,29 +575,7 @@
         <w:rPr>
           <w:b w:val="0"/>
         </w:rPr>
-        <w:t>LDC § 25-8-211 WATER QUALITY CONTROL REQUIREMENT</w:t>
-      </w:r>
-    </w:p>
-    <w:p>
-      <w:pPr>
-        <w:pStyle w:val="ListBullet"/>
-      </w:pPr>
-      <w:r>
-        <w:rPr>
-          <w:b w:val="0"/>
-        </w:rPr>
         <w:t>LDC § 25-8-261 CRITICAL WATER QUALITY ZONE DEVELOPMENT</w:t>
-      </w:r>
-    </w:p>
-    <w:p>
-      <w:pPr>
-        <w:pStyle w:val="ListBullet"/>
-      </w:pPr>
-      <w:r>
-        <w:rPr>
-          <w:b w:val="0"/>
-        </w:rPr>
-        <w:t>LDC § 25-8-281 CRITICAL ENVIRONMENTAL FEATURES</w:t>
       </w:r>
     </w:p>
     <w:p>
@@ -754,40 +588,7 @@
     </w:p>
     <w:p>
       <w:r>
-        <w:t>Retrieved regulatory references:</w:t>
-      </w:r>
-    </w:p>
-    <w:p>
-      <w:pPr>
-        <w:pStyle w:val="ListBullet"/>
-      </w:pPr>
-      <w:r>
-        <w:rPr>
-          <w:b w:val="0"/>
-        </w:rPr>
-        <w:t>TCM § 7.6.1.1 Multi-Unit Residential Development accessing Minor Drives on Level 1 Streets</w:t>
-      </w:r>
-    </w:p>
-    <w:p>
-      <w:pPr>
-        <w:pStyle w:val="ListBullet"/>
-      </w:pPr>
-      <w:r>
-        <w:rPr>
-          <w:b w:val="0"/>
-        </w:rPr>
-        <w:t>TCM § 7.6.1 PROPERTY FRONTAGE DRIVEWAY REQUIREMENTS</w:t>
-      </w:r>
-    </w:p>
-    <w:p>
-      <w:pPr>
-        <w:pStyle w:val="ListBullet"/>
-      </w:pPr>
-      <w:r>
-        <w:rPr>
-          <w:b w:val="0"/>
-        </w:rPr>
-        <w:t>LDC § 25-6-292 DESIGN AND CONSTRUCTION STANDARDS</w:t>
+        <w:t>Regulatory references for this section:</w:t>
       </w:r>
     </w:p>
     <w:p>
@@ -803,17 +604,6 @@
     </w:p>
     <w:p>
       <w:pPr>
-        <w:pStyle w:val="ListBullet"/>
-      </w:pPr>
-      <w:r>
-        <w:rPr>
-          <w:b w:val="0"/>
-        </w:rPr>
-        <w:t>TCM § 7.6.0 ACCESS MANAGEMENT</w:t>
-      </w:r>
-    </w:p>
-    <w:p>
-      <w:pPr>
         <w:pStyle w:val="Heading1"/>
       </w:pPr>
       <w:r>
@@ -822,17 +612,12 @@
     </w:p>
     <w:p>
       <w:r>
-        <w:t>Regulatory requirements do not establish actual water or wastewater service availability or capacity. Verification with the appropriate utility authority is required.</w:t>
+        <w:t>Regulatory language does not establish utility service availability or capacity. Verification with the appropriate utility authority is required.</w:t>
       </w:r>
     </w:p>
     <w:p>
       <w:r>
-        <w:t>Regulatory requirements do not establish actual water or wastewater service availability or capacity. Verification with the appropriate utility authority is required.</w:t>
-      </w:r>
-    </w:p>
-    <w:p>
-      <w:r>
-        <w:t>Retrieved regulatory references:</w:t>
+        <w:t>Regulatory references for this section:</w:t>
       </w:r>
     </w:p>
     <w:p>
@@ -900,7 +685,7 @@
     </w:p>
     <w:p>
       <w:r>
-        <w:t>Nearby permits and cases are historical context only. They must not be treated as evidence that the proposed development requires professional verification. [Claim removed or revised: unsupported definitive statement; professional verification required.]</w:t>
+        <w:t>Nearby permits and cases are historical context only. They are not approval precedent and do not indicate future permitting outcomes for the proposed development.</w:t>
       </w:r>
     </w:p>
     <w:p>
@@ -925,6 +710,17 @@
           <w:b w:val="0"/>
         </w:rPr>
         <w:t>[potential constraint] drainage_flood: Site intersects the fully developed floodplain model used for preliminary screening.</w:t>
+      </w:r>
+    </w:p>
+    <w:p>
+      <w:pPr>
+        <w:pStyle w:val="ListBullet"/>
+      </w:pPr>
+      <w:r>
+        <w:rPr>
+          <w:b w:val="0"/>
+        </w:rPr>
+        <w:t>[potential constraint] zoning: Reported zoning is SF-3-NP, while the proposed land use is multifamily residential for the proposed 24-unit development. This combination presents a potential zoning/use conflict that requires verification against the applicable Austin Land Development Code requirements. No approval or prohibition determination is made here.</w:t>
       </w:r>
     </w:p>
     <w:p>
@@ -954,7 +750,7 @@
         <w:rPr>
           <w:b w:val="0"/>
         </w:rPr>
-        <w:t>Verification required (historical_context): Nearby permits and cases are historical context only and must not be treated as approval precedent.</w:t>
+        <w:t>Verification required (historical_context): Nearby permits and cases are historical context only. They are not approval precedent and do not indicate future permitting outcomes for the proposed development.</w:t>
       </w:r>
     </w:p>
     <w:p>
@@ -963,61 +759,6 @@
       </w:pPr>
       <w:r>
         <w:t>Source Citations</w:t>
-      </w:r>
-    </w:p>
-    <w:p>
-      <w:pPr>
-        <w:pStyle w:val="ListNumber"/>
-      </w:pPr>
-      <w:r>
-        <w:rPr>
-          <w:b w:val="0"/>
-        </w:rPr>
-        <w:t>LDC — § 25-2-771 SINGLE-FAMILY RESIDENTIAL USE IN A MULTIFAMILY DISTRICT (Chapter 25-2) | https://library.municode.com/tx/austin/codes/land_development_code</w:t>
-      </w:r>
-    </w:p>
-    <w:p>
-      <w:pPr>
-        <w:pStyle w:val="ListNumber"/>
-      </w:pPr>
-      <w:r>
-        <w:rPr>
-          <w:b w:val="0"/>
-        </w:rPr>
-        <w:t>LDC — § 25-2-780 MULTIFAMILY RESIDENTIAL USE (Chapter 25-2) | https://library.municode.com/tx/austin/codes/land_development_code</w:t>
-      </w:r>
-    </w:p>
-    <w:p>
-      <w:pPr>
-        <w:pStyle w:val="ListNumber"/>
-      </w:pPr>
-      <w:r>
-        <w:rPr>
-          <w:b w:val="0"/>
-        </w:rPr>
-        <w:t>LDC — § 25-2-563 MULTIFAMILY RESIDENCE MODERATE-HIGH DENSITY (MF-4) AND MULTIFAMILY RESIDENCE HIGH DENSITY (MF-5) DISTRICT REGULATIONS (Chapter 25-2) | https://library.municode.com/tx/austin/codes/land_development_code</w:t>
-      </w:r>
-    </w:p>
-    <w:p>
-      <w:pPr>
-        <w:pStyle w:val="ListNumber"/>
-      </w:pPr>
-      <w:r>
-        <w:rPr>
-          <w:b w:val="0"/>
-        </w:rPr>
-        <w:t>LDC — § 25-2-560 MULTIFAMILY RESIDENCE LIMITED DENSITY (MF-1) DISTRICT REGULATIONS (Chapter 25-2) | https://library.municode.com/tx/austin/codes/land_development_code</w:t>
-      </w:r>
-    </w:p>
-    <w:p>
-      <w:pPr>
-        <w:pStyle w:val="ListNumber"/>
-      </w:pPr>
-      <w:r>
-        <w:rPr>
-          <w:b w:val="0"/>
-        </w:rPr>
-        <w:t>LDC — § 25-2-566 SPECIAL REQUIREMENTS FOR AFFORDABLE HOUSING IN CERTAIN SINGLE FAMILY DISTRICTS (Chapter 25-2) | https://library.municode.com/tx/austin/codes/land_development_code</w:t>
       </w:r>
     </w:p>
     <w:p>
@@ -1050,7 +791,7 @@
         <w:rPr>
           <w:b w:val="0"/>
         </w:rPr>
-        <w:t>LDC — § 25-8-211 WATER QUALITY CONTROL REQUIREMENT (Chapter 25-8) | https://library.municode.com/tx/austin/codes/land_development_code</w:t>
+        <w:t>TCM — § 7.6.2 DRIVEWAY PLACEMENT (Section 7) | https://library.municode.com/tx/austin/codes/transportation_criteria_manual</w:t>
       </w:r>
     </w:p>
     <w:p>
@@ -1066,127 +807,6 @@
     </w:p>
     <w:p>
       <w:pPr>
-        <w:pStyle w:val="ListNumber"/>
-      </w:pPr>
-      <w:r>
-        <w:rPr>
-          <w:b w:val="0"/>
-        </w:rPr>
-        <w:t>LDC — § 25-8-281 CRITICAL ENVIRONMENTAL FEATURES (Chapter 25-8) | https://library.municode.com/tx/austin/codes/land_development_code</w:t>
-      </w:r>
-    </w:p>
-    <w:p>
-      <w:pPr>
-        <w:pStyle w:val="ListNumber"/>
-      </w:pPr>
-      <w:r>
-        <w:rPr>
-          <w:b w:val="0"/>
-        </w:rPr>
-        <w:t>TCM — § 7.6.1.1 Multi-Unit Residential Development accessing Minor Drives on Level 1 Streets (Section 7) | https://library.municode.com/tx/austin/codes/transportation_criteria_manual</w:t>
-      </w:r>
-    </w:p>
-    <w:p>
-      <w:pPr>
-        <w:pStyle w:val="ListNumber"/>
-      </w:pPr>
-      <w:r>
-        <w:rPr>
-          <w:b w:val="0"/>
-        </w:rPr>
-        <w:t>TCM — § 7.6.1 PROPERTY FRONTAGE DRIVEWAY REQUIREMENTS (Section 7) | https://library.municode.com/tx/austin/codes/transportation_criteria_manual</w:t>
-      </w:r>
-    </w:p>
-    <w:p>
-      <w:pPr>
-        <w:pStyle w:val="ListNumber"/>
-      </w:pPr>
-      <w:r>
-        <w:rPr>
-          <w:b w:val="0"/>
-        </w:rPr>
-        <w:t>LDC — § 25-6-292 DESIGN AND CONSTRUCTION STANDARDS (Chapter 25-6) | https://library.municode.com/tx/austin/codes/land_development_code</w:t>
-      </w:r>
-    </w:p>
-    <w:p>
-      <w:pPr>
-        <w:pStyle w:val="ListNumber"/>
-      </w:pPr>
-      <w:r>
-        <w:rPr>
-          <w:b w:val="0"/>
-        </w:rPr>
-        <w:t>TCM — § 7.6.2 DRIVEWAY PLACEMENT (Section 7) | https://library.municode.com/tx/austin/codes/transportation_criteria_manual</w:t>
-      </w:r>
-    </w:p>
-    <w:p>
-      <w:pPr>
-        <w:pStyle w:val="ListNumber"/>
-      </w:pPr>
-      <w:r>
-        <w:rPr>
-          <w:b w:val="0"/>
-        </w:rPr>
-        <w:t>TCM — § 7.6.0 ACCESS MANAGEMENT (Section 7) | https://library.municode.com/tx/austin/codes/transportation_criteria_manual</w:t>
-      </w:r>
-    </w:p>
-    <w:p>
-      <w:pPr>
-        <w:pStyle w:val="ListNumber"/>
-      </w:pPr>
-      <w:r>
-        <w:rPr>
-          <w:b w:val="0"/>
-        </w:rPr>
-        <w:t>LDC — § 25-9-33 SERVICE EXTENSION APPLICATION (Chapter 25-9) | https://library.municode.com/tx/austin/codes/land_development_code</w:t>
-      </w:r>
-    </w:p>
-    <w:p>
-      <w:pPr>
-        <w:pStyle w:val="ListNumber"/>
-      </w:pPr>
-      <w:r>
-        <w:rPr>
-          <w:b w:val="0"/>
-        </w:rPr>
-        <w:t>LDC — § 25-9-91 TAP PERMIT REQUIRED (Chapter 25-9) | https://library.municode.com/tx/austin/codes/land_development_code</w:t>
-      </w:r>
-    </w:p>
-    <w:p>
-      <w:pPr>
-        <w:pStyle w:val="ListNumber"/>
-      </w:pPr>
-      <w:r>
-        <w:rPr>
-          <w:b w:val="0"/>
-        </w:rPr>
-        <w:t>LDC — § 25-9-412 RECLAIMED WATER CONNECTION REQUIREMENTS (Chapter 25-9) | https://library.municode.com/tx/austin/codes/land_development_code</w:t>
-      </w:r>
-    </w:p>
-    <w:p>
-      <w:pPr>
-        <w:pStyle w:val="ListNumber"/>
-      </w:pPr>
-      <w:r>
-        <w:rPr>
-          <w:b w:val="0"/>
-        </w:rPr>
-        <w:t>LDC — § 25-9-93 APPLICATION FOR TAP PERMIT; FEES; CAPACITY (Chapter 25-9) | https://library.municode.com/tx/austin/codes/land_development_code</w:t>
-      </w:r>
-    </w:p>
-    <w:p>
-      <w:pPr>
-        <w:pStyle w:val="ListNumber"/>
-      </w:pPr>
-      <w:r>
-        <w:rPr>
-          <w:b w:val="0"/>
-        </w:rPr>
-        <w:t>LDC — § 25-9-383 AVAILABILITY OF RECLAIMED WATER SERVICE (Chapter 25-9) | https://library.municode.com/tx/austin/codes/land_development_code</w:t>
-      </w:r>
-    </w:p>
-    <w:p>
-      <w:pPr>
         <w:pStyle w:val="Heading1"/>
       </w:pPr>
       <w:r>
@@ -1195,7 +815,7 @@
     </w:p>
     <w:p>
       <w:r>
-        <w:t>This is a preliminary site-feasibility screening only. It is not an official zoning determination, code-compliance decision, development approval, or guarantee of utility service.</w:t>
+        <w:t>This is a preliminary site-feasibility screening only. It is not an official zoning determination, code-compliance decision, development approval, or guarantee of utility service. Nearby permits and cases are historical context only and are not approval precedent. All findings require verification by qualified professionals and City of Austin authorities.</w:t>
       </w:r>
     </w:p>
     <w:sectPr>
